--- a/formatos/9.PLAN DE TRABAJO.docx
+++ b/formatos/9.PLAN DE TRABAJO.docx
@@ -1,6 +1,6 @@
 
 <file path=word/document.xml><?xml version="1.0" encoding="utf-8"?>
-<w:document xmlns:wpc="http://schemas.microsoft.com/office/word/2010/wordprocessingCanvas" xmlns:mc="http://schemas.openxmlformats.org/markup-compatibility/2006" xmlns:o="urn:schemas-microsoft-com:office:office" xmlns:r="http://schemas.openxmlformats.org/officeDocument/2006/relationships" xmlns:m="http://schemas.openxmlformats.org/officeDocument/2006/math" xmlns:v="urn:schemas-microsoft-com:vml" xmlns:wp14="http://schemas.microsoft.com/office/word/2010/wordprocessingDrawing" xmlns:wp="http://schemas.openxmlformats.org/drawingml/2006/wordprocessingDrawing" xmlns:w10="urn:schemas-microsoft-com:office:word" xmlns:w="http://schemas.openxmlformats.org/wordprocessingml/2006/main" xmlns:w14="http://schemas.microsoft.com/office/word/2010/wordml" xmlns:w15="http://schemas.microsoft.com/office/word/2012/wordml" xmlns:wpg="http://schemas.microsoft.com/office/word/2010/wordprocessingGroup" xmlns:wpi="http://schemas.microsoft.com/office/word/2010/wordprocessingInk" xmlns:wne="http://schemas.microsoft.com/office/word/2006/wordml" xmlns:wps="http://schemas.microsoft.com/office/word/2010/wordprocessingShape" mc:Ignorable="w14 w15 wp14">
+<w:document xmlns:wpc="http://schemas.microsoft.com/office/word/2010/wordprocessingCanvas" xmlns:cx="http://schemas.microsoft.com/office/drawing/2014/chartex" xmlns:cx1="http://schemas.microsoft.com/office/drawing/2015/9/8/chartex" xmlns:cx2="http://schemas.microsoft.com/office/drawing/2015/10/21/chartex" xmlns:cx3="http://schemas.microsoft.com/office/drawing/2016/5/9/chartex" xmlns:cx4="http://schemas.microsoft.com/office/drawing/2016/5/10/chartex" xmlns:cx5="http://schemas.microsoft.com/office/drawing/2016/5/11/chartex" xmlns:cx6="http://schemas.microsoft.com/office/drawing/2016/5/12/chartex" xmlns:cx7="http://schemas.microsoft.com/office/drawing/2016/5/13/chartex" xmlns:cx8="http://schemas.microsoft.com/office/drawing/2016/5/14/chartex" xmlns:mc="http://schemas.openxmlformats.org/markup-compatibility/2006" xmlns:aink="http://schemas.microsoft.com/office/drawing/2016/ink" xmlns:am3d="http://schemas.microsoft.com/office/drawing/2017/model3d" xmlns:o="urn:schemas-microsoft-com:office:office" xmlns:r="http://schemas.openxmlformats.org/officeDocument/2006/relationships" xmlns:m="http://schemas.openxmlformats.org/officeDocument/2006/math" xmlns:v="urn:schemas-microsoft-com:vml" xmlns:wp14="http://schemas.microsoft.com/office/word/2010/wordprocessingDrawing" xmlns:wp="http://schemas.openxmlformats.org/drawingml/2006/wordprocessingDrawing" xmlns:w10="urn:schemas-microsoft-com:office:word" xmlns:w="http://schemas.openxmlformats.org/wordprocessingml/2006/main" xmlns:w14="http://schemas.microsoft.com/office/word/2010/wordml" xmlns:w15="http://schemas.microsoft.com/office/word/2012/wordml" xmlns:w16cex="http://schemas.microsoft.com/office/word/2018/wordml/cex" xmlns:w16cid="http://schemas.microsoft.com/office/word/2016/wordml/cid" xmlns:w16="http://schemas.microsoft.com/office/word/2018/wordml" xmlns:w16sdtdh="http://schemas.microsoft.com/office/word/2020/wordml/sdtdatahash" xmlns:w16se="http://schemas.microsoft.com/office/word/2015/wordml/symex" xmlns:wpg="http://schemas.microsoft.com/office/word/2010/wordprocessingGroup" xmlns:wpi="http://schemas.microsoft.com/office/word/2010/wordprocessingInk" xmlns:wne="http://schemas.microsoft.com/office/word/2006/wordml" xmlns:wps="http://schemas.microsoft.com/office/word/2010/wordprocessingShape" mc:Ignorable="w14 w15 w16se w16cid w16 w16cex w16sdtdh wp14">
   <w:body>
     <w:p>
       <w:pPr>
@@ -19,7 +19,7 @@
         <mc:AlternateContent>
           <mc:Choice Requires="wps">
             <w:drawing>
-              <wp:anchor distT="0" distB="0" distL="114300" distR="114300" simplePos="0" relativeHeight="251657216" behindDoc="0" locked="0" layoutInCell="1" allowOverlap="1">
+              <wp:anchor distT="0" distB="0" distL="114300" distR="114300" simplePos="0" relativeHeight="251657216" behindDoc="0" locked="0" layoutInCell="1" allowOverlap="1" wp14:anchorId="139B1BEF" wp14:editId="408B4AD5">
                 <wp:simplePos x="0" y="0"/>
                 <wp:positionH relativeFrom="column">
                   <wp:posOffset>990600</wp:posOffset>
@@ -127,11 +127,11 @@
           </mc:Choice>
           <mc:Fallback>
             <w:pict>
-              <v:shapetype id="_x0000_t202" coordsize="21600,21600" o:spt="202" path="m,l,21600r21600,l21600,xe">
+              <v:shapetype w14:anchorId="139B1BEF" id="_x0000_t202" coordsize="21600,21600" o:spt="202" path="m,l,21600r21600,l21600,xe">
                 <v:stroke joinstyle="miter"/>
                 <v:path gradientshapeok="t" o:connecttype="rect"/>
               </v:shapetype>
-              <v:shape id="Text Box 5" o:spid="_x0000_s1026" type="#_x0000_t202" style="position:absolute;margin-left:78pt;margin-top:12.3pt;width:324pt;height:45pt;z-index:251657216;visibility:visible;mso-wrap-style:square;mso-width-percent:0;mso-height-percent:0;mso-wrap-distance-left:9pt;mso-wrap-distance-top:0;mso-wrap-distance-right:9pt;mso-wrap-distance-bottom:0;mso-position-horizontal:absolute;mso-position-horizontal-relative:text;mso-position-vertical:absolute;mso-position-vertical-relative:text;mso-width-percent:0;mso-height-percent:0;mso-width-relative:page;mso-height-relative:page;v-text-anchor:top" o:gfxdata="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" filled="f" stroked="f">
+              <v:shape id="Text Box 5" o:spid="_x0000_s1026" type="#_x0000_t202" style="position:absolute;margin-left:78pt;margin-top:12.3pt;width:324pt;height:45pt;z-index:251657216;visibility:visible;mso-wrap-style:square;mso-width-percent:0;mso-height-percent:0;mso-wrap-distance-left:9pt;mso-wrap-distance-top:0;mso-wrap-distance-right:9pt;mso-wrap-distance-bottom:0;mso-position-horizontal:absolute;mso-position-horizontal-relative:text;mso-position-vertical:absolute;mso-position-vertical-relative:text;mso-width-percent:0;mso-height-percent:0;mso-width-relative:page;mso-height-relative:page;v-text-anchor:top" o:gfxdata="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" filled="f" stroked="f">
                 <v:textbox>
                   <w:txbxContent>
                     <w:p>
@@ -208,7 +208,7 @@
           <w:lang w:val="es-VE" w:eastAsia="es-VE"/>
         </w:rPr>
         <w:drawing>
-          <wp:anchor distT="0" distB="0" distL="114300" distR="114300" simplePos="0" relativeHeight="251658240" behindDoc="1" locked="0" layoutInCell="1" allowOverlap="1">
+          <wp:anchor distT="0" distB="0" distL="114300" distR="114300" simplePos="0" relativeHeight="251658240" behindDoc="1" locked="0" layoutInCell="1" allowOverlap="1" wp14:anchorId="3AC2B142" wp14:editId="5A170FAF">
             <wp:simplePos x="0" y="0"/>
             <wp:positionH relativeFrom="column">
               <wp:posOffset>-114300</wp:posOffset>
@@ -327,90 +327,42 @@
           <w:sz w:val="22"/>
           <w:szCs w:val="22"/>
         </w:rPr>
-        <w:t>: ____________________________________</w:t>
-      </w:r>
-      <w:r>
-        <w:rPr>
-          <w:b/>
-          <w:sz w:val="22"/>
-          <w:szCs w:val="22"/>
-        </w:rPr>
-        <w:t>_</w:t>
-      </w:r>
-      <w:r>
-        <w:rPr>
-          <w:b/>
-          <w:sz w:val="22"/>
-          <w:szCs w:val="22"/>
-        </w:rPr>
-        <w:t>_____</w:t>
-      </w:r>
-    </w:p>
-    <w:p>
-      <w:pPr>
-        <w:spacing w:line="360" w:lineRule="auto"/>
-        <w:rPr>
-          <w:b/>
-          <w:sz w:val="22"/>
-          <w:szCs w:val="22"/>
-        </w:rPr>
-      </w:pPr>
-      <w:r>
-        <w:rPr>
-          <w:b/>
-          <w:sz w:val="22"/>
-          <w:szCs w:val="22"/>
-        </w:rPr>
-        <w:t>__________________________________________________________________________________________________________________________________________________________</w:t>
-      </w:r>
-      <w:r>
-        <w:rPr>
-          <w:b/>
-          <w:sz w:val="22"/>
-          <w:szCs w:val="22"/>
-        </w:rPr>
-        <w:t>__________</w:t>
-      </w:r>
-      <w:r>
-        <w:rPr>
-          <w:b/>
-          <w:sz w:val="22"/>
-          <w:szCs w:val="22"/>
-        </w:rPr>
-        <w:t>____</w:t>
-      </w:r>
-      <w:r>
-        <w:rPr>
-          <w:b/>
-          <w:sz w:val="22"/>
-          <w:szCs w:val="22"/>
-        </w:rPr>
-        <w:t>_</w:t>
-      </w:r>
-      <w:r>
-        <w:rPr>
-          <w:b/>
-          <w:sz w:val="22"/>
-          <w:szCs w:val="22"/>
-        </w:rPr>
-        <w:t>_</w:t>
-      </w:r>
-      <w:r>
-        <w:rPr>
-          <w:b/>
-          <w:sz w:val="22"/>
-          <w:szCs w:val="22"/>
-        </w:rPr>
-        <w:t>_</w:t>
-      </w:r>
-      <w:r>
-        <w:rPr>
-          <w:b/>
-          <w:sz w:val="22"/>
-          <w:szCs w:val="22"/>
-        </w:rPr>
-        <w:t>_</w:t>
-      </w:r>
+        <w:t xml:space="preserve">: </w:t>
+      </w:r>
+      <w:r>
+        <w:rPr>
+          <w:b/>
+          <w:sz w:val="22"/>
+          <w:szCs w:val="22"/>
+        </w:rPr>
+        <w:t>{{</w:t>
+      </w:r>
+      <w:r>
+        <w:rPr>
+          <w:b/>
+          <w:sz w:val="22"/>
+          <w:szCs w:val="22"/>
+        </w:rPr>
+        <w:t>trabajo_asignado</w:t>
+      </w:r>
+      <w:r>
+        <w:rPr>
+          <w:b/>
+          <w:sz w:val="22"/>
+          <w:szCs w:val="22"/>
+        </w:rPr>
+        <w:t>}}</w:t>
+      </w:r>
+    </w:p>
+    <w:p>
+      <w:pPr>
+        <w:spacing w:line="360" w:lineRule="auto"/>
+        <w:rPr>
+          <w:b/>
+          <w:sz w:val="22"/>
+          <w:szCs w:val="22"/>
+        </w:rPr>
+      </w:pPr>
     </w:p>
     <w:p>
       <w:pPr>
@@ -799,35 +751,108 @@
           <w:sz w:val="22"/>
           <w:szCs w:val="22"/>
         </w:rPr>
-        <w:t>TUTOR EMPRESARIAL: _________________________    FIRMA: ___________________________</w:t>
-      </w:r>
-    </w:p>
-    <w:p>
-      <w:pPr>
-        <w:spacing w:line="360" w:lineRule="auto"/>
-        <w:rPr>
-          <w:b/>
-          <w:sz w:val="22"/>
-          <w:szCs w:val="22"/>
-        </w:rPr>
-      </w:pPr>
-    </w:p>
-    <w:p>
-      <w:pPr>
-        <w:spacing w:line="360" w:lineRule="auto"/>
-        <w:rPr>
-          <w:b/>
-          <w:sz w:val="22"/>
-          <w:szCs w:val="22"/>
-        </w:rPr>
-      </w:pPr>
-      <w:r>
-        <w:rPr>
-          <w:b/>
-          <w:sz w:val="22"/>
-          <w:szCs w:val="22"/>
-        </w:rPr>
-        <w:t>TUTOR ACADEMICO:     _________________________    FIRMA: ___________________________</w:t>
+        <w:t>TUTOR EMPRESARIAL:</w:t>
+      </w:r>
+      <w:r>
+        <w:rPr>
+          <w:b/>
+          <w:sz w:val="22"/>
+          <w:szCs w:val="22"/>
+        </w:rPr>
+        <w:t>{{</w:t>
+      </w:r>
+      <w:r>
+        <w:t xml:space="preserve"> </w:t>
+      </w:r>
+      <w:r>
+        <w:rPr>
+          <w:b/>
+          <w:sz w:val="22"/>
+          <w:szCs w:val="22"/>
+        </w:rPr>
+        <w:t>tutor_empresarial</w:t>
+      </w:r>
+      <w:r>
+        <w:rPr>
+          <w:b/>
+          <w:sz w:val="22"/>
+          <w:szCs w:val="22"/>
+        </w:rPr>
+        <w:t xml:space="preserve"> | parcial | upper}}</w:t>
+      </w:r>
+      <w:r>
+        <w:rPr>
+          <w:b/>
+          <w:sz w:val="22"/>
+          <w:szCs w:val="22"/>
+        </w:rPr>
+        <w:t xml:space="preserve">    FIRMA: ___________________</w:t>
+      </w:r>
+    </w:p>
+    <w:p>
+      <w:pPr>
+        <w:spacing w:line="360" w:lineRule="auto"/>
+        <w:rPr>
+          <w:b/>
+          <w:sz w:val="22"/>
+          <w:szCs w:val="22"/>
+        </w:rPr>
+      </w:pPr>
+    </w:p>
+    <w:p>
+      <w:pPr>
+        <w:spacing w:line="360" w:lineRule="auto"/>
+        <w:rPr>
+          <w:b/>
+          <w:sz w:val="22"/>
+          <w:szCs w:val="22"/>
+        </w:rPr>
+      </w:pPr>
+      <w:r>
+        <w:rPr>
+          <w:b/>
+          <w:sz w:val="22"/>
+          <w:szCs w:val="22"/>
+        </w:rPr>
+        <w:t>TUTOR ACADEMICO</w:t>
+      </w:r>
+      <w:r>
+        <w:rPr>
+          <w:b/>
+          <w:sz w:val="22"/>
+          <w:szCs w:val="22"/>
+        </w:rPr>
+        <w:t>:{{</w:t>
+      </w:r>
+      <w:r>
+        <w:rPr>
+          <w:b/>
+        </w:rPr>
+        <w:t xml:space="preserve"> tutor_academico</w:t>
+      </w:r>
+      <w:r>
+        <w:rPr>
+          <w:b/>
+          <w:sz w:val="22"/>
+          <w:szCs w:val="22"/>
+        </w:rPr>
+        <w:t xml:space="preserve"> | parcial | upper}}    </w:t>
+      </w:r>
+      <w:r>
+        <w:rPr>
+          <w:b/>
+          <w:sz w:val="22"/>
+          <w:szCs w:val="22"/>
+        </w:rPr>
+        <w:t xml:space="preserve">    </w:t>
+      </w:r>
+      <w:r>
+        <w:rPr>
+          <w:b/>
+          <w:sz w:val="22"/>
+          <w:szCs w:val="22"/>
+        </w:rPr>
+        <w:t>FIRMA: ___________________</w:t>
       </w:r>
     </w:p>
     <w:p>
@@ -863,16 +888,31 @@
           <w:sz w:val="22"/>
           <w:szCs w:val="22"/>
         </w:rPr>
-        <w:tab/>
-      </w:r>
-      <w:r>
-        <w:rPr>
-          <w:b/>
-          <w:sz w:val="22"/>
-          <w:szCs w:val="22"/>
-        </w:rPr>
-        <w:tab/>
-        <w:t xml:space="preserve">        _________________________     FIRMA</w:t>
+        <w:t xml:space="preserve">:{{ tutor_academico | </w:t>
+      </w:r>
+      <w:r>
+        <w:rPr>
+          <w:b/>
+          <w:sz w:val="22"/>
+          <w:szCs w:val="22"/>
+        </w:rPr>
+        <w:t>completo</w:t>
+      </w:r>
+      <w:r>
+        <w:rPr>
+          <w:b/>
+          <w:sz w:val="22"/>
+          <w:szCs w:val="22"/>
+        </w:rPr>
+        <w:t xml:space="preserve"> | upper}}</w:t>
+      </w:r>
+      <w:r>
+        <w:rPr>
+          <w:b/>
+          <w:sz w:val="22"/>
+          <w:szCs w:val="22"/>
+        </w:rPr>
+        <w:t>FIRMA</w:t>
       </w:r>
       <w:r>
         <w:rPr>
@@ -994,8 +1034,6 @@
           <w:szCs w:val="20"/>
         </w:rPr>
       </w:pPr>
-      <w:bookmarkStart w:id="0" w:name="_GoBack"/>
-      <w:bookmarkEnd w:id="0"/>
       <w:r>
         <w:rPr>
           <w:b/>
@@ -1084,7 +1122,7 @@
 </file>
 
 <file path=word/endnotes.xml><?xml version="1.0" encoding="utf-8"?>
-<w:endnotes xmlns:wpc="http://schemas.microsoft.com/office/word/2010/wordprocessingCanvas" xmlns:mc="http://schemas.openxmlformats.org/markup-compatibility/2006" xmlns:o="urn:schemas-microsoft-com:office:office" xmlns:r="http://schemas.openxmlformats.org/officeDocument/2006/relationships" xmlns:m="http://schemas.openxmlformats.org/officeDocument/2006/math" xmlns:v="urn:schemas-microsoft-com:vml" xmlns:wp14="http://schemas.microsoft.com/office/word/2010/wordprocessingDrawing" xmlns:wp="http://schemas.openxmlformats.org/drawingml/2006/wordprocessingDrawing" xmlns:w10="urn:schemas-microsoft-com:office:word" xmlns:w="http://schemas.openxmlformats.org/wordprocessingml/2006/main" xmlns:w14="http://schemas.microsoft.com/office/word/2010/wordml" xmlns:w15="http://schemas.microsoft.com/office/word/2012/wordml" xmlns:wpg="http://schemas.microsoft.com/office/word/2010/wordprocessingGroup" xmlns:wpi="http://schemas.microsoft.com/office/word/2010/wordprocessingInk" xmlns:wne="http://schemas.microsoft.com/office/word/2006/wordml" xmlns:wps="http://schemas.microsoft.com/office/word/2010/wordprocessingShape" mc:Ignorable="w14 w15 wp14">
+<w:endnotes xmlns:wpc="http://schemas.microsoft.com/office/word/2010/wordprocessingCanvas" xmlns:cx="http://schemas.microsoft.com/office/drawing/2014/chartex" xmlns:cx1="http://schemas.microsoft.com/office/drawing/2015/9/8/chartex" xmlns:cx2="http://schemas.microsoft.com/office/drawing/2015/10/21/chartex" xmlns:cx3="http://schemas.microsoft.com/office/drawing/2016/5/9/chartex" xmlns:cx4="http://schemas.microsoft.com/office/drawing/2016/5/10/chartex" xmlns:cx5="http://schemas.microsoft.com/office/drawing/2016/5/11/chartex" xmlns:cx6="http://schemas.microsoft.com/office/drawing/2016/5/12/chartex" xmlns:cx7="http://schemas.microsoft.com/office/drawing/2016/5/13/chartex" xmlns:cx8="http://schemas.microsoft.com/office/drawing/2016/5/14/chartex" xmlns:mc="http://schemas.openxmlformats.org/markup-compatibility/2006" xmlns:aink="http://schemas.microsoft.com/office/drawing/2016/ink" xmlns:am3d="http://schemas.microsoft.com/office/drawing/2017/model3d" xmlns:o="urn:schemas-microsoft-com:office:office" xmlns:r="http://schemas.openxmlformats.org/officeDocument/2006/relationships" xmlns:m="http://schemas.openxmlformats.org/officeDocument/2006/math" xmlns:v="urn:schemas-microsoft-com:vml" xmlns:wp14="http://schemas.microsoft.com/office/word/2010/wordprocessingDrawing" xmlns:wp="http://schemas.openxmlformats.org/drawingml/2006/wordprocessingDrawing" xmlns:w10="urn:schemas-microsoft-com:office:word" xmlns:w="http://schemas.openxmlformats.org/wordprocessingml/2006/main" xmlns:w14="http://schemas.microsoft.com/office/word/2010/wordml" xmlns:w15="http://schemas.microsoft.com/office/word/2012/wordml" xmlns:w16cex="http://schemas.microsoft.com/office/word/2018/wordml/cex" xmlns:w16cid="http://schemas.microsoft.com/office/word/2016/wordml/cid" xmlns:w16="http://schemas.microsoft.com/office/word/2018/wordml" xmlns:w16sdtdh="http://schemas.microsoft.com/office/word/2020/wordml/sdtdatahash" xmlns:w16se="http://schemas.microsoft.com/office/word/2015/wordml/symex" xmlns:wpg="http://schemas.microsoft.com/office/word/2010/wordprocessingGroup" xmlns:wpi="http://schemas.microsoft.com/office/word/2010/wordprocessingInk" xmlns:wne="http://schemas.microsoft.com/office/word/2006/wordml" xmlns:wps="http://schemas.microsoft.com/office/word/2010/wordprocessingShape" mc:Ignorable="w14 w15 w16se w16cid w16 w16cex w16sdtdh wp14">
   <w:endnote w:type="separator" w:id="-1">
     <w:p>
       <w:r>
@@ -1103,7 +1141,7 @@
 </file>
 
 <file path=word/footnotes.xml><?xml version="1.0" encoding="utf-8"?>
-<w:footnotes xmlns:wpc="http://schemas.microsoft.com/office/word/2010/wordprocessingCanvas" xmlns:mc="http://schemas.openxmlformats.org/markup-compatibility/2006" xmlns:o="urn:schemas-microsoft-com:office:office" xmlns:r="http://schemas.openxmlformats.org/officeDocument/2006/relationships" xmlns:m="http://schemas.openxmlformats.org/officeDocument/2006/math" xmlns:v="urn:schemas-microsoft-com:vml" xmlns:wp14="http://schemas.microsoft.com/office/word/2010/wordprocessingDrawing" xmlns:wp="http://schemas.openxmlformats.org/drawingml/2006/wordprocessingDrawing" xmlns:w10="urn:schemas-microsoft-com:office:word" xmlns:w="http://schemas.openxmlformats.org/wordprocessingml/2006/main" xmlns:w14="http://schemas.microsoft.com/office/word/2010/wordml" xmlns:w15="http://schemas.microsoft.com/office/word/2012/wordml" xmlns:wpg="http://schemas.microsoft.com/office/word/2010/wordprocessingGroup" xmlns:wpi="http://schemas.microsoft.com/office/word/2010/wordprocessingInk" xmlns:wne="http://schemas.microsoft.com/office/word/2006/wordml" xmlns:wps="http://schemas.microsoft.com/office/word/2010/wordprocessingShape" mc:Ignorable="w14 w15 wp14">
+<w:footnotes xmlns:wpc="http://schemas.microsoft.com/office/word/2010/wordprocessingCanvas" xmlns:cx="http://schemas.microsoft.com/office/drawing/2014/chartex" xmlns:cx1="http://schemas.microsoft.com/office/drawing/2015/9/8/chartex" xmlns:cx2="http://schemas.microsoft.com/office/drawing/2015/10/21/chartex" xmlns:cx3="http://schemas.microsoft.com/office/drawing/2016/5/9/chartex" xmlns:cx4="http://schemas.microsoft.com/office/drawing/2016/5/10/chartex" xmlns:cx5="http://schemas.microsoft.com/office/drawing/2016/5/11/chartex" xmlns:cx6="http://schemas.microsoft.com/office/drawing/2016/5/12/chartex" xmlns:cx7="http://schemas.microsoft.com/office/drawing/2016/5/13/chartex" xmlns:cx8="http://schemas.microsoft.com/office/drawing/2016/5/14/chartex" xmlns:mc="http://schemas.openxmlformats.org/markup-compatibility/2006" xmlns:aink="http://schemas.microsoft.com/office/drawing/2016/ink" xmlns:am3d="http://schemas.microsoft.com/office/drawing/2017/model3d" xmlns:o="urn:schemas-microsoft-com:office:office" xmlns:r="http://schemas.openxmlformats.org/officeDocument/2006/relationships" xmlns:m="http://schemas.openxmlformats.org/officeDocument/2006/math" xmlns:v="urn:schemas-microsoft-com:vml" xmlns:wp14="http://schemas.microsoft.com/office/word/2010/wordprocessingDrawing" xmlns:wp="http://schemas.openxmlformats.org/drawingml/2006/wordprocessingDrawing" xmlns:w10="urn:schemas-microsoft-com:office:word" xmlns:w="http://schemas.openxmlformats.org/wordprocessingml/2006/main" xmlns:w14="http://schemas.microsoft.com/office/word/2010/wordml" xmlns:w15="http://schemas.microsoft.com/office/word/2012/wordml" xmlns:w16cex="http://schemas.microsoft.com/office/word/2018/wordml/cex" xmlns:w16cid="http://schemas.microsoft.com/office/word/2016/wordml/cid" xmlns:w16="http://schemas.microsoft.com/office/word/2018/wordml" xmlns:w16sdtdh="http://schemas.microsoft.com/office/word/2020/wordml/sdtdatahash" xmlns:w16se="http://schemas.microsoft.com/office/word/2015/wordml/symex" xmlns:wpg="http://schemas.microsoft.com/office/word/2010/wordprocessingGroup" xmlns:wpi="http://schemas.microsoft.com/office/word/2010/wordprocessingInk" xmlns:wne="http://schemas.microsoft.com/office/word/2006/wordml" xmlns:wps="http://schemas.microsoft.com/office/word/2010/wordprocessingShape" mc:Ignorable="w14 w15 w16se w16cid w16 w16cex w16sdtdh wp14">
   <w:footnote w:type="separator" w:id="-1">
     <w:p>
       <w:r>
@@ -1122,7 +1160,7 @@
 </file>
 
 <file path=word/styles.xml><?xml version="1.0" encoding="utf-8"?>
-<w:styles xmlns:mc="http://schemas.openxmlformats.org/markup-compatibility/2006" xmlns:r="http://schemas.openxmlformats.org/officeDocument/2006/relationships" xmlns:w="http://schemas.openxmlformats.org/wordprocessingml/2006/main" xmlns:w14="http://schemas.microsoft.com/office/word/2010/wordml" xmlns:w15="http://schemas.microsoft.com/office/word/2012/wordml" mc:Ignorable="w14 w15">
+<w:styles xmlns:mc="http://schemas.openxmlformats.org/markup-compatibility/2006" xmlns:r="http://schemas.openxmlformats.org/officeDocument/2006/relationships" xmlns:w="http://schemas.openxmlformats.org/wordprocessingml/2006/main" xmlns:w14="http://schemas.microsoft.com/office/word/2010/wordml" xmlns:w15="http://schemas.microsoft.com/office/word/2012/wordml" xmlns:w16cex="http://schemas.microsoft.com/office/word/2018/wordml/cex" xmlns:w16cid="http://schemas.microsoft.com/office/word/2016/wordml/cid" xmlns:w16="http://schemas.microsoft.com/office/word/2018/wordml" xmlns:w16sdtdh="http://schemas.microsoft.com/office/word/2020/wordml/sdtdatahash" xmlns:w16se="http://schemas.microsoft.com/office/word/2015/wordml/symex" mc:Ignorable="w14 w15 w16se w16cid w16 w16cex w16sdtdh">
   <w:docDefaults>
     <w:rPrDefault>
       <w:rPr>
@@ -1132,7 +1170,7 @@
     </w:rPrDefault>
     <w:pPrDefault/>
   </w:docDefaults>
-  <w:latentStyles w:defLockedState="0" w:defUIPriority="0" w:defSemiHidden="0" w:defUnhideWhenUsed="0" w:defQFormat="0" w:count="371">
+  <w:latentStyles w:defLockedState="0" w:defUIPriority="0" w:defSemiHidden="0" w:defUnhideWhenUsed="0" w:defQFormat="0" w:count="376">
     <w:lsdException w:name="Normal" w:qFormat="1"/>
     <w:lsdException w:name="heading 1" w:qFormat="1"/>
     <w:lsdException w:name="heading 2" w:semiHidden="1" w:unhideWhenUsed="1" w:qFormat="1"/>
@@ -1232,7 +1270,6 @@
     <w:lsdException w:name="HTML Sample" w:semiHidden="1" w:unhideWhenUsed="1"/>
     <w:lsdException w:name="HTML Typewriter" w:semiHidden="1" w:unhideWhenUsed="1"/>
     <w:lsdException w:name="HTML Variable" w:semiHidden="1" w:unhideWhenUsed="1"/>
-    <w:lsdException w:name="Normal Table" w:semiHidden="1" w:unhideWhenUsed="1"/>
     <w:lsdException w:name="annotation subject" w:semiHidden="1" w:unhideWhenUsed="1"/>
     <w:lsdException w:name="No List" w:semiHidden="1" w:unhideWhenUsed="1"/>
     <w:lsdException w:name="Outline List 1" w:semiHidden="1" w:unhideWhenUsed="1"/>
@@ -1275,11 +1312,8 @@
     <w:lsdException w:name="Table Contemporary" w:semiHidden="1" w:unhideWhenUsed="1"/>
     <w:lsdException w:name="Table Elegant" w:semiHidden="1" w:unhideWhenUsed="1"/>
     <w:lsdException w:name="Table Professional" w:semiHidden="1" w:unhideWhenUsed="1"/>
-    <w:lsdException w:name="Table Subtle 1" w:semiHidden="1" w:unhideWhenUsed="1"/>
     <w:lsdException w:name="Table Subtle 2" w:semiHidden="1" w:unhideWhenUsed="1"/>
     <w:lsdException w:name="Table Web 1" w:semiHidden="1" w:unhideWhenUsed="1"/>
-    <w:lsdException w:name="Table Web 2" w:semiHidden="1" w:unhideWhenUsed="1"/>
-    <w:lsdException w:name="Table Web 3" w:semiHidden="1" w:unhideWhenUsed="1"/>
     <w:lsdException w:name="Balloon Text" w:semiHidden="1" w:unhideWhenUsed="1"/>
     <w:lsdException w:name="Table Theme" w:semiHidden="1" w:unhideWhenUsed="1"/>
     <w:lsdException w:name="Placeholder Text" w:semiHidden="1" w:uiPriority="99"/>
@@ -1497,6 +1531,11 @@
     <w:lsdException w:name="List Table 5 Dark Accent 6" w:uiPriority="50"/>
     <w:lsdException w:name="List Table 6 Colorful Accent 6" w:uiPriority="51"/>
     <w:lsdException w:name="List Table 7 Colorful Accent 6" w:uiPriority="52"/>
+    <w:lsdException w:name="Mention" w:semiHidden="1" w:uiPriority="99" w:unhideWhenUsed="1"/>
+    <w:lsdException w:name="Smart Hyperlink" w:semiHidden="1" w:uiPriority="99" w:unhideWhenUsed="1"/>
+    <w:lsdException w:name="Hashtag" w:semiHidden="1" w:uiPriority="99" w:unhideWhenUsed="1"/>
+    <w:lsdException w:name="Unresolved Mention" w:semiHidden="1" w:uiPriority="99" w:unhideWhenUsed="1"/>
+    <w:lsdException w:name="Smart Link" w:semiHidden="1" w:uiPriority="99" w:unhideWhenUsed="1"/>
   </w:latentStyles>
   <w:style w:type="paragraph" w:default="1" w:styleId="Normal">
     <w:name w:val="Normal"/>
@@ -1540,7 +1579,6 @@
     <w:basedOn w:val="Tablanormal"/>
     <w:rsid w:val="00FD4901"/>
     <w:tblPr>
-      <w:tblInd w:w="0" w:type="dxa"/>
       <w:tblBorders>
         <w:top w:val="single" w:sz="4" w:space="0" w:color="auto"/>
         <w:left w:val="single" w:sz="4" w:space="0" w:color="auto"/>
@@ -1549,12 +1587,6 @@
         <w:insideH w:val="single" w:sz="4" w:space="0" w:color="auto"/>
         <w:insideV w:val="single" w:sz="4" w:space="0" w:color="auto"/>
       </w:tblBorders>
-      <w:tblCellMar>
-        <w:top w:w="0" w:type="dxa"/>
-        <w:left w:w="108" w:type="dxa"/>
-        <w:bottom w:w="0" w:type="dxa"/>
-        <w:right w:w="108" w:type="dxa"/>
-      </w:tblCellMar>
     </w:tblPr>
   </w:style>
   <w:style w:type="paragraph" w:styleId="Encabezado">
